--- a/public/files/hk-housing-figures-ai-check.docx
+++ b/public/files/hk-housing-figures-ai-check.docx
@@ -4,31 +4,53 @@
   <w:body>
     <w:p>
       <w:r>
-        <w:t>香港人住哪裡：住屋類型與居住面積，用官方數字核實（S1–S3 數學）</w:t>
+        <w:rPr>
+          <w:b w:val="0"/>
+        </w:rPr>
+        <w:t>香港人住哪裡：用評分模型比較居住選擇（S1–S3 數學・數學建模）</w:t>
       </w:r>
     </w:p>
     <w:p>
       <w:r>
+        <w:rPr>
+          <w:b w:val="0"/>
+        </w:rPr>
         <w:t>──────────────────────────────────────────────</w:t>
       </w:r>
     </w:p>
     <w:p>
       <w:r>
+        <w:rPr>
+          <w:b w:val="0"/>
+        </w:rPr>
         <w:t>姓名：＿＿＿＿＿　班別：＿＿＿＿＿　日期：＿＿＿＿＿</w:t>
       </w:r>
     </w:p>
     <w:p>
       <w:r>
-        <w:t>學習領域：數學教育學習領域　｜　學習元素：數據、圖表、統計、度量、單位、比較、解難</w:t>
+        <w:rPr>
+          <w:b w:val="0"/>
+        </w:rPr>
+        <w:t>學習領域：數學教育學習領域　｜　學習元素：數學建模、數據、統計、度量、單位、比較、解難</w:t>
       </w:r>
     </w:p>
     <w:p>
       <w:r>
-        <w:t>運用人工智能注意事項：事實查證——AI 提供的居住面積、公營與私營房屋比例及其變化，須以政府公布的統計數字核實；留意人工智能幻覺與數據偏見，並不過度依賴工具。</w:t>
+        <w:rPr>
+          <w:b w:val="0"/>
+        </w:rPr>
+        <w:t>運用人工智能注意事項：事實查證——AI 可以提供因素、評分準則與數字，但每個數字都要能追到來源，並與政府公布的統計數字比對；留意人工智能幻覺與數據偏見，模型結果不可以當作事實。</w:t>
       </w:r>
     </w:p>
     <w:p>
+      <w:pPr>
+        <w:spacing w:before="200" w:after="40"/>
+      </w:pPr>
       <w:r>
+        <w:rPr>
+          <w:b/>
+          <w:sz w:val="24"/>
+        </w:rPr>
         <w:t>給教師：如何使用這份工作紙</w:t>
       </w:r>
     </w:p>
@@ -37,7 +59,10 @@
         <w:pStyle w:val="ListBullet"/>
       </w:pPr>
       <w:r>
-        <w:t>事前準備：列印工作紙；預備方格紙或讓學生用試算表畫圖；如要查官方數據表，安排可上網的裝置（或由教師投影）。</w:t>
+        <w:rPr>
+          <w:b w:val="0"/>
+        </w:rPr>
+        <w:t>事前準備：列印工作紙；預備計數機（可用可不用）；如要查官方數據表，安排可上網的裝置（或由教師投影）。</w:t>
       </w:r>
     </w:p>
     <w:p>
@@ -45,7 +70,10 @@
         <w:pStyle w:val="ListBullet"/>
       </w:pPr>
       <w:r>
-        <w:t>本課的答案不在工作紙上：學生要自己從官方來源取得數字，並寫下來源與年份。這正是本課評分的重點。</w:t>
+        <w:rPr>
+          <w:b w:val="0"/>
+        </w:rPr>
+        <w:t>本課不需要額外備課：四個時段、公式與模型上限都寫在工作紙上，教師按工作紙順序帶領即可。</w:t>
       </w:r>
     </w:p>
     <w:p>
@@ -53,7 +81,10 @@
         <w:pStyle w:val="ListBullet"/>
       </w:pPr>
       <w:r>
-        <w:t>活動流程：引入（5 分鐘）→ 拆句與分類（8 分鐘）→ 分組核實（15 分鐘）→ 重畫比較圖表（8 分鐘）→ 報告與總結（4 分鐘）。</w:t>
+        <w:rPr>
+          <w:b w:val="0"/>
+        </w:rPr>
+        <w:t>活動流程：界定模型（15 分鐘）→ 訂立準則與權重（20 分鐘）→ 計算與核對（18 分鐘）→ 方法檢視與總結（7 分鐘）。</w:t>
       </w:r>
     </w:p>
     <w:p>
@@ -61,38 +92,48 @@
         <w:pStyle w:val="ListBullet"/>
       </w:pPr>
       <w:r>
-        <w:t>提醒學生：下面的「示例說明」是練習材料，不是資料來源；核實的對象是官方數據表。</w:t>
+        <w:rPr>
+          <w:b w:val="0"/>
+        </w:rPr>
+        <w:t>本課只有一條公式：總分 ＝（因素一 × 權重一 ＋ 因素二 × 權重二 ＋ 因素三 × 權重三）÷ 10。因素最多三個，每項 1–5 分整數，三個權重合共 10。</w:t>
+      </w:r>
+    </w:p>
+    <w:p>
+      <w:pPr>
+        <w:pStyle w:val="ListBullet"/>
+      </w:pPr>
+      <w:r>
+        <w:rPr>
+          <w:b w:val="0"/>
+        </w:rPr>
+        <w:t>提醒學生：下面的數字全部是虛構示例，不是資料來源；要換成真實數字，須到官方統計取得，並記下來源與年份。</w:t>
+      </w:r>
+    </w:p>
+    <w:p>
+      <w:pPr>
+        <w:spacing w:before="200" w:after="40"/>
+      </w:pPr>
+      <w:r>
+        <w:rPr>
+          <w:b/>
+          <w:sz w:val="24"/>
+        </w:rPr>
+        <w:t>第一部分：題目與虛構示例數字</w:t>
       </w:r>
     </w:p>
     <w:p>
       <w:r>
-        <w:t>第一部分：示例說明（供核實）</w:t>
-      </w:r>
-    </w:p>
-    <w:p>
-      <w:r>
-        <w:t>示例說明（供核實）— 以下段落是為本練習而寫的示例，用來示範一段典型的 AI 回答長什麼樣子。它不是資料來源，裡面的數字不得當作事實引用；要判斷它對或不對，只能查官方數據表。</w:t>
-      </w:r>
-    </w:p>
-    <w:p>
-      <w:r>
-        <w:t>「香港人的居住面積一直是熱門話題。現時香港人均居住面積約 16 平方米，比新加坡的 30 平方米細得多。全港約有 300 萬個住宅單位，其中超過一半是私人住宅。公營房屋的比例由 1990 年代至今一直下降，預計 2030 年會跌至 30%。面積方面，私人住宅單位的平均實用面積約 500 平方呎；公屋單位則約 40 平方米。由此可見，香港人的居住環境一直在改善。」</w:t>
-      </w:r>
-    </w:p>
-    <w:p>
-      <w:r>
-        <w:t>第二部分：核實表</w:t>
-      </w:r>
-    </w:p>
-    <w:p>
-      <w:r>
-        <w:t>每一句填一行。判斷只可三選一：有官方數字支持／與官方數字矛盾／無法核實。</w:t>
+        <w:rPr>
+          <w:b w:val="0"/>
+        </w:rPr>
+        <w:t>三個居住選項，只比較三樣：面積、租金、通勤。</w:t>
       </w:r>
     </w:p>
     <w:tbl>
       <w:tblPr>
         <w:tblStyle w:val="TableGrid"/>
         <w:tblW w:type="auto" w:w="0"/>
+        <w:tblLayout w:type="fixed"/>
         <w:tblLook w:firstColumn="1" w:firstRow="1" w:lastColumn="0" w:lastRow="0" w:noHBand="0" w:noVBand="1" w:val="04A0"/>
       </w:tblPr>
       <w:tblGrid>
@@ -104,11 +145,79 @@
       <w:tr>
         <w:tc>
           <w:tcPr>
+            <w:tcW w:type="dxa" w:w="1728"/>
+          </w:tcPr>
+          <w:p>
+            <w:r/>
+            <w:r>
+              <w:rPr>
+                <w:b/>
+              </w:rPr>
+              <w:t>選項</w:t>
+            </w:r>
+          </w:p>
+        </w:tc>
+        <w:tc>
+          <w:tcPr>
+            <w:tcW w:type="dxa" w:w="2880"/>
+          </w:tcPr>
+          <w:p>
+            <w:r/>
+            <w:r>
+              <w:rPr>
+                <w:b/>
+              </w:rPr>
+              <w:t>實用面積（平方米）</w:t>
+            </w:r>
+          </w:p>
+        </w:tc>
+        <w:tc>
+          <w:tcPr>
             <w:tcW w:type="dxa" w:w="2160"/>
           </w:tcPr>
           <w:p>
+            <w:r/>
             <w:r>
-              <w:t>句子（寫出它在講什麼）</w:t>
+              <w:rPr>
+                <w:b/>
+              </w:rPr>
+              <w:t>每月租金（港元）</w:t>
+            </w:r>
+          </w:p>
+        </w:tc>
+        <w:tc>
+          <w:tcPr>
+            <w:tcW w:type="dxa" w:w="2160"/>
+          </w:tcPr>
+          <w:p>
+            <w:r/>
+            <w:r>
+              <w:rPr>
+                <w:b/>
+              </w:rPr>
+              <w:t>每天通勤（分鐘）</w:t>
+            </w:r>
+          </w:p>
+        </w:tc>
+      </w:tr>
+      <w:tr>
+        <w:tc>
+          <w:tcPr>
+            <w:tcW w:type="dxa" w:w="1728"/>
+          </w:tcPr>
+          <w:p>
+            <w:r>
+              <w:t>甲</w:t>
+            </w:r>
+          </w:p>
+        </w:tc>
+        <w:tc>
+          <w:tcPr>
+            <w:tcW w:type="dxa" w:w="2880"/>
+          </w:tcPr>
+          <w:p>
+            <w:r>
+              <w:t>38</w:t>
             </w:r>
           </w:p>
         </w:tc>
@@ -118,7 +227,7 @@
           </w:tcPr>
           <w:p>
             <w:r>
-              <w:t>官方數字</w:t>
+              <w:t>12,000</w:t>
             </w:r>
           </w:p>
         </w:tc>
@@ -128,7 +237,29 @@
           </w:tcPr>
           <w:p>
             <w:r>
-              <w:t>來源與年份</w:t>
+              <w:t>25</w:t>
+            </w:r>
+          </w:p>
+        </w:tc>
+      </w:tr>
+      <w:tr>
+        <w:tc>
+          <w:tcPr>
+            <w:tcW w:type="dxa" w:w="1728"/>
+          </w:tcPr>
+          <w:p>
+            <w:r>
+              <w:t>乙</w:t>
+            </w:r>
+          </w:p>
+        </w:tc>
+        <w:tc>
+          <w:tcPr>
+            <w:tcW w:type="dxa" w:w="2880"/>
+          </w:tcPr>
+          <w:p>
+            <w:r>
+              <w:t>45</w:t>
             </w:r>
           </w:p>
         </w:tc>
@@ -138,34 +269,8 @@
           </w:tcPr>
           <w:p>
             <w:r>
-              <w:t>判斷</w:t>
+              <w:t>15,500</w:t>
             </w:r>
-          </w:p>
-        </w:tc>
-      </w:tr>
-      <w:tr>
-        <w:tc>
-          <w:tcPr>
-            <w:tcW w:type="dxa" w:w="2160"/>
-          </w:tcPr>
-          <w:p>
-            <w:r/>
-          </w:p>
-        </w:tc>
-        <w:tc>
-          <w:tcPr>
-            <w:tcW w:type="dxa" w:w="2160"/>
-          </w:tcPr>
-          <w:p>
-            <w:r/>
-          </w:p>
-        </w:tc>
-        <w:tc>
-          <w:tcPr>
-            <w:tcW w:type="dxa" w:w="2160"/>
-          </w:tcPr>
-          <w:p>
-            <w:r/>
           </w:p>
         </w:tc>
         <w:tc>
@@ -174,7 +279,7 @@
           </w:tcPr>
           <w:p>
             <w:r>
-              <w:t>□ 支持 □ 矛盾 □ 無法核實</w:t>
+              <w:t>40</w:t>
             </w:r>
           </w:p>
         </w:tc>
@@ -182,26 +287,22 @@
       <w:tr>
         <w:tc>
           <w:tcPr>
-            <w:tcW w:type="dxa" w:w="2160"/>
+            <w:tcW w:type="dxa" w:w="1728"/>
           </w:tcPr>
           <w:p>
-            <w:r/>
+            <w:r>
+              <w:t>丙</w:t>
+            </w:r>
           </w:p>
         </w:tc>
         <w:tc>
           <w:tcPr>
-            <w:tcW w:type="dxa" w:w="2160"/>
+            <w:tcW w:type="dxa" w:w="2880"/>
           </w:tcPr>
           <w:p>
-            <w:r/>
-          </w:p>
-        </w:tc>
-        <w:tc>
-          <w:tcPr>
-            <w:tcW w:type="dxa" w:w="2160"/>
-          </w:tcPr>
-          <w:p>
-            <w:r/>
+            <w:r>
+              <w:t>32</w:t>
+            </w:r>
           </w:p>
         </w:tc>
         <w:tc>
@@ -210,34 +311,8 @@
           </w:tcPr>
           <w:p>
             <w:r>
-              <w:t>□ 支持 □ 矛盾 □ 無法核實</w:t>
+              <w:t>9,800</w:t>
             </w:r>
-          </w:p>
-        </w:tc>
-      </w:tr>
-      <w:tr>
-        <w:tc>
-          <w:tcPr>
-            <w:tcW w:type="dxa" w:w="2160"/>
-          </w:tcPr>
-          <w:p>
-            <w:r/>
-          </w:p>
-        </w:tc>
-        <w:tc>
-          <w:tcPr>
-            <w:tcW w:type="dxa" w:w="2160"/>
-          </w:tcPr>
-          <w:p>
-            <w:r/>
-          </w:p>
-        </w:tc>
-        <w:tc>
-          <w:tcPr>
-            <w:tcW w:type="dxa" w:w="2160"/>
-          </w:tcPr>
-          <w:p>
-            <w:r/>
           </w:p>
         </w:tc>
         <w:tc>
@@ -246,7 +321,130 @@
           </w:tcPr>
           <w:p>
             <w:r>
-              <w:t>□ 支持 □ 矛盾 □ 無法核實</w:t>
+              <w:t>15</w:t>
+            </w:r>
+          </w:p>
+        </w:tc>
+      </w:tr>
+    </w:tbl>
+    <w:p>
+      <w:r>
+        <w:rPr>
+          <w:b w:val="0"/>
+        </w:rPr>
+        <w:t>以上數字全部是為本練習而設的虛構示例，不代表任何真實屋苑、地區或市場價格。</w:t>
+      </w:r>
+    </w:p>
+    <w:p>
+      <w:pPr>
+        <w:spacing w:before="200" w:after="40"/>
+      </w:pPr>
+      <w:r>
+        <w:rPr>
+          <w:b/>
+          <w:sz w:val="24"/>
+        </w:rPr>
+        <w:t>第二部分：建立評分模型</w:t>
+      </w:r>
+    </w:p>
+    <w:p>
+      <w:r>
+        <w:rPr>
+          <w:b w:val="0"/>
+        </w:rPr>
+        <w:t>選出最多三個因素，為每個因素寫出 1 分與 5 分是什麼樣子，中間的 2–4 分由全班補上，最後分配三個權重，合共 10。</w:t>
+      </w:r>
+    </w:p>
+    <w:p>
+      <w:r>
+        <w:rPr>
+          <w:b w:val="0"/>
+        </w:rPr>
+        <w:t>我們的模型問題：哪一個選擇在＿＿＿＿、＿＿＿＿、＿＿＿＿三方面整體較好？</w:t>
+      </w:r>
+    </w:p>
+    <w:tbl>
+      <w:tblPr>
+        <w:tblStyle w:val="TableGrid"/>
+        <w:tblW w:type="auto" w:w="0"/>
+        <w:tblLayout w:type="fixed"/>
+        <w:tblLook w:firstColumn="1" w:firstRow="1" w:lastColumn="0" w:lastRow="0" w:noHBand="0" w:noVBand="1" w:val="04A0"/>
+      </w:tblPr>
+      <w:tblGrid>
+        <w:gridCol w:w="1728"/>
+        <w:gridCol w:w="1728"/>
+        <w:gridCol w:w="1728"/>
+        <w:gridCol w:w="1728"/>
+        <w:gridCol w:w="1728"/>
+      </w:tblGrid>
+      <w:tr>
+        <w:tc>
+          <w:tcPr>
+            <w:tcW w:type="dxa" w:w="1728"/>
+          </w:tcPr>
+          <w:p>
+            <w:r/>
+            <w:r>
+              <w:rPr>
+                <w:b/>
+              </w:rPr>
+              <w:t>因素</w:t>
+            </w:r>
+          </w:p>
+        </w:tc>
+        <w:tc>
+          <w:tcPr>
+            <w:tcW w:type="dxa" w:w="1728"/>
+          </w:tcPr>
+          <w:p>
+            <w:r/>
+            <w:r>
+              <w:rPr>
+                <w:b/>
+              </w:rPr>
+              <w:t>1 分</w:t>
+            </w:r>
+          </w:p>
+        </w:tc>
+        <w:tc>
+          <w:tcPr>
+            <w:tcW w:type="dxa" w:w="1728"/>
+          </w:tcPr>
+          <w:p>
+            <w:r/>
+            <w:r>
+              <w:rPr>
+                <w:b/>
+              </w:rPr>
+              <w:t>3 分</w:t>
+            </w:r>
+          </w:p>
+        </w:tc>
+        <w:tc>
+          <w:tcPr>
+            <w:tcW w:type="dxa" w:w="1728"/>
+          </w:tcPr>
+          <w:p>
+            <w:r/>
+            <w:r>
+              <w:rPr>
+                <w:b/>
+              </w:rPr>
+              <w:t>5 分</w:t>
+            </w:r>
+          </w:p>
+        </w:tc>
+        <w:tc>
+          <w:tcPr>
+            <w:tcW w:type="dxa" w:w="1728"/>
+          </w:tcPr>
+          <w:p>
+            <w:r/>
+            <w:r>
+              <w:rPr>
+                <w:b/>
+              </w:rPr>
+              <w:t>權重</w:t>
             </w:r>
           </w:p>
         </w:tc>
@@ -254,7 +452,7 @@
       <w:tr>
         <w:tc>
           <w:tcPr>
-            <w:tcW w:type="dxa" w:w="2160"/>
+            <w:tcW w:type="dxa" w:w="1728"/>
           </w:tcPr>
           <w:p>
             <w:r/>
@@ -262,7 +460,7 @@
         </w:tc>
         <w:tc>
           <w:tcPr>
-            <w:tcW w:type="dxa" w:w="2160"/>
+            <w:tcW w:type="dxa" w:w="1728"/>
           </w:tcPr>
           <w:p>
             <w:r/>
@@ -270,7 +468,7 @@
         </w:tc>
         <w:tc>
           <w:tcPr>
-            <w:tcW w:type="dxa" w:w="2160"/>
+            <w:tcW w:type="dxa" w:w="1728"/>
           </w:tcPr>
           <w:p>
             <w:r/>
@@ -278,11 +476,231 @@
         </w:tc>
         <w:tc>
           <w:tcPr>
-            <w:tcW w:type="dxa" w:w="2160"/>
+            <w:tcW w:type="dxa" w:w="1728"/>
           </w:tcPr>
           <w:p>
+            <w:r/>
+          </w:p>
+        </w:tc>
+        <w:tc>
+          <w:tcPr>
+            <w:tcW w:type="dxa" w:w="1728"/>
+          </w:tcPr>
+          <w:p>
+            <w:r/>
+          </w:p>
+        </w:tc>
+      </w:tr>
+      <w:tr>
+        <w:tc>
+          <w:tcPr>
+            <w:tcW w:type="dxa" w:w="1728"/>
+          </w:tcPr>
+          <w:p>
+            <w:r/>
+          </w:p>
+        </w:tc>
+        <w:tc>
+          <w:tcPr>
+            <w:tcW w:type="dxa" w:w="1728"/>
+          </w:tcPr>
+          <w:p>
+            <w:r/>
+          </w:p>
+        </w:tc>
+        <w:tc>
+          <w:tcPr>
+            <w:tcW w:type="dxa" w:w="1728"/>
+          </w:tcPr>
+          <w:p>
+            <w:r/>
+          </w:p>
+        </w:tc>
+        <w:tc>
+          <w:tcPr>
+            <w:tcW w:type="dxa" w:w="1728"/>
+          </w:tcPr>
+          <w:p>
+            <w:r/>
+          </w:p>
+        </w:tc>
+        <w:tc>
+          <w:tcPr>
+            <w:tcW w:type="dxa" w:w="1728"/>
+          </w:tcPr>
+          <w:p>
+            <w:r/>
+          </w:p>
+        </w:tc>
+      </w:tr>
+      <w:tr>
+        <w:tc>
+          <w:tcPr>
+            <w:tcW w:type="dxa" w:w="1728"/>
+          </w:tcPr>
+          <w:p>
+            <w:r/>
+          </w:p>
+        </w:tc>
+        <w:tc>
+          <w:tcPr>
+            <w:tcW w:type="dxa" w:w="1728"/>
+          </w:tcPr>
+          <w:p>
+            <w:r/>
+          </w:p>
+        </w:tc>
+        <w:tc>
+          <w:tcPr>
+            <w:tcW w:type="dxa" w:w="1728"/>
+          </w:tcPr>
+          <w:p>
+            <w:r/>
+          </w:p>
+        </w:tc>
+        <w:tc>
+          <w:tcPr>
+            <w:tcW w:type="dxa" w:w="1728"/>
+          </w:tcPr>
+          <w:p>
+            <w:r/>
+          </w:p>
+        </w:tc>
+        <w:tc>
+          <w:tcPr>
+            <w:tcW w:type="dxa" w:w="1728"/>
+          </w:tcPr>
+          <w:p>
+            <w:r/>
+          </w:p>
+        </w:tc>
+      </w:tr>
+    </w:tbl>
+    <w:p>
+      <w:r>
+        <w:rPr>
+          <w:b w:val="0"/>
+        </w:rPr>
+        <w:t>核對：因素是否最多三個？每級是否 1–5 的整數？三個權重是否合共 10？　□ 是　□ 否</w:t>
+      </w:r>
+    </w:p>
+    <w:p>
+      <w:pPr>
+        <w:spacing w:before="200" w:after="40"/>
+      </w:pPr>
+      <w:r>
+        <w:rPr>
+          <w:b/>
+          <w:sz w:val="24"/>
+        </w:rPr>
+        <w:t>第三部分：計算總分</w:t>
+      </w:r>
+    </w:p>
+    <w:p>
+      <w:r>
+        <w:rPr>
+          <w:b w:val="0"/>
+        </w:rPr>
+        <w:t>總分 ＝（因素一 × 權重一 ＋ 因素二 × 權重二 ＋ 因素三 × 權重三）÷ 10</w:t>
+      </w:r>
+    </w:p>
+    <w:tbl>
+      <w:tblPr>
+        <w:tblStyle w:val="TableGrid"/>
+        <w:tblW w:type="auto" w:w="0"/>
+        <w:tblLayout w:type="fixed"/>
+        <w:tblLook w:firstColumn="1" w:firstRow="1" w:lastColumn="0" w:lastRow="0" w:noHBand="0" w:noVBand="1" w:val="04A0"/>
+      </w:tblPr>
+      <w:tblGrid>
+        <w:gridCol w:w="1440"/>
+        <w:gridCol w:w="1440"/>
+        <w:gridCol w:w="1440"/>
+        <w:gridCol w:w="1440"/>
+        <w:gridCol w:w="1440"/>
+        <w:gridCol w:w="1440"/>
+      </w:tblGrid>
+      <w:tr>
+        <w:tc>
+          <w:tcPr>
+            <w:tcW w:type="dxa" w:w="960"/>
+          </w:tcPr>
+          <w:p>
+            <w:r/>
             <w:r>
-              <w:t>□ 支持 □ 矛盾 □ 無法核實</w:t>
+              <w:rPr>
+                <w:b/>
+              </w:rPr>
+              <w:t>選項</w:t>
+            </w:r>
+          </w:p>
+        </w:tc>
+        <w:tc>
+          <w:tcPr>
+            <w:tcW w:type="dxa" w:w="1440"/>
+          </w:tcPr>
+          <w:p>
+            <w:r/>
+            <w:r>
+              <w:rPr>
+                <w:b/>
+              </w:rPr>
+              <w:t>因素一（分 × 權重）</w:t>
+            </w:r>
+          </w:p>
+        </w:tc>
+        <w:tc>
+          <w:tcPr>
+            <w:tcW w:type="dxa" w:w="1440"/>
+          </w:tcPr>
+          <w:p>
+            <w:r/>
+            <w:r>
+              <w:rPr>
+                <w:b/>
+              </w:rPr>
+              <w:t>因素二（分 × 權重）</w:t>
+            </w:r>
+          </w:p>
+        </w:tc>
+        <w:tc>
+          <w:tcPr>
+            <w:tcW w:type="dxa" w:w="1440"/>
+          </w:tcPr>
+          <w:p>
+            <w:r/>
+            <w:r>
+              <w:rPr>
+                <w:b/>
+              </w:rPr>
+              <w:t>因素三（分 × 權重）</w:t>
+            </w:r>
+          </w:p>
+        </w:tc>
+        <w:tc>
+          <w:tcPr>
+            <w:tcW w:type="dxa" w:w="960"/>
+          </w:tcPr>
+          <w:p>
+            <w:r/>
+            <w:r>
+              <w:rPr>
+                <w:b/>
+              </w:rPr>
+              <w:t>總分</w:t>
+            </w:r>
+          </w:p>
+        </w:tc>
+        <w:tc>
+          <w:tcPr>
+            <w:tcW w:type="dxa" w:w="960"/>
+          </w:tcPr>
+          <w:p>
+            <w:r/>
+            <w:r>
+              <w:rPr>
+                <w:b/>
+              </w:rPr>
+              <w:t>排名</w:t>
             </w:r>
           </w:p>
         </w:tc>
@@ -290,7 +708,17 @@
       <w:tr>
         <w:tc>
           <w:tcPr>
-            <w:tcW w:type="dxa" w:w="2160"/>
+            <w:tcW w:type="dxa" w:w="960"/>
+          </w:tcPr>
+          <w:p>
+            <w:r>
+              <w:t>甲</w:t>
+            </w:r>
+          </w:p>
+        </w:tc>
+        <w:tc>
+          <w:tcPr>
+            <w:tcW w:type="dxa" w:w="1440"/>
           </w:tcPr>
           <w:p>
             <w:r/>
@@ -298,7 +726,7 @@
         </w:tc>
         <w:tc>
           <w:tcPr>
-            <w:tcW w:type="dxa" w:w="2160"/>
+            <w:tcW w:type="dxa" w:w="1440"/>
           </w:tcPr>
           <w:p>
             <w:r/>
@@ -306,7 +734,7 @@
         </w:tc>
         <w:tc>
           <w:tcPr>
-            <w:tcW w:type="dxa" w:w="2160"/>
+            <w:tcW w:type="dxa" w:w="1440"/>
           </w:tcPr>
           <w:p>
             <w:r/>
@@ -314,19 +742,7 @@
         </w:tc>
         <w:tc>
           <w:tcPr>
-            <w:tcW w:type="dxa" w:w="2160"/>
-          </w:tcPr>
-          <w:p>
-            <w:r>
-              <w:t>□ 支持 □ 矛盾 □ 無法核實</w:t>
-            </w:r>
-          </w:p>
-        </w:tc>
-      </w:tr>
-      <w:tr>
-        <w:tc>
-          <w:tcPr>
-            <w:tcW w:type="dxa" w:w="2160"/>
+            <w:tcW w:type="dxa" w:w="960"/>
           </w:tcPr>
           <w:p>
             <w:r/>
@@ -334,7 +750,27 @@
         </w:tc>
         <w:tc>
           <w:tcPr>
-            <w:tcW w:type="dxa" w:w="2160"/>
+            <w:tcW w:type="dxa" w:w="960"/>
+          </w:tcPr>
+          <w:p>
+            <w:r/>
+          </w:p>
+        </w:tc>
+      </w:tr>
+      <w:tr>
+        <w:tc>
+          <w:tcPr>
+            <w:tcW w:type="dxa" w:w="960"/>
+          </w:tcPr>
+          <w:p>
+            <w:r>
+              <w:t>乙</w:t>
+            </w:r>
+          </w:p>
+        </w:tc>
+        <w:tc>
+          <w:tcPr>
+            <w:tcW w:type="dxa" w:w="1440"/>
           </w:tcPr>
           <w:p>
             <w:r/>
@@ -342,7 +778,7 @@
         </w:tc>
         <w:tc>
           <w:tcPr>
-            <w:tcW w:type="dxa" w:w="2160"/>
+            <w:tcW w:type="dxa" w:w="1440"/>
           </w:tcPr>
           <w:p>
             <w:r/>
@@ -350,25 +786,183 @@
         </w:tc>
         <w:tc>
           <w:tcPr>
-            <w:tcW w:type="dxa" w:w="2160"/>
+            <w:tcW w:type="dxa" w:w="1440"/>
+          </w:tcPr>
+          <w:p>
+            <w:r/>
+          </w:p>
+        </w:tc>
+        <w:tc>
+          <w:tcPr>
+            <w:tcW w:type="dxa" w:w="960"/>
+          </w:tcPr>
+          <w:p>
+            <w:r/>
+          </w:p>
+        </w:tc>
+        <w:tc>
+          <w:tcPr>
+            <w:tcW w:type="dxa" w:w="960"/>
+          </w:tcPr>
+          <w:p>
+            <w:r/>
+          </w:p>
+        </w:tc>
+      </w:tr>
+      <w:tr>
+        <w:tc>
+          <w:tcPr>
+            <w:tcW w:type="dxa" w:w="960"/>
           </w:tcPr>
           <w:p>
             <w:r>
-              <w:t>□ 支持 □ 矛盾 □ 無法核實</w:t>
+              <w:t>丙</w:t>
             </w:r>
+          </w:p>
+        </w:tc>
+        <w:tc>
+          <w:tcPr>
+            <w:tcW w:type="dxa" w:w="1440"/>
+          </w:tcPr>
+          <w:p>
+            <w:r/>
+          </w:p>
+        </w:tc>
+        <w:tc>
+          <w:tcPr>
+            <w:tcW w:type="dxa" w:w="1440"/>
+          </w:tcPr>
+          <w:p>
+            <w:r/>
+          </w:p>
+        </w:tc>
+        <w:tc>
+          <w:tcPr>
+            <w:tcW w:type="dxa" w:w="1440"/>
+          </w:tcPr>
+          <w:p>
+            <w:r/>
+          </w:p>
+        </w:tc>
+        <w:tc>
+          <w:tcPr>
+            <w:tcW w:type="dxa" w:w="960"/>
+          </w:tcPr>
+          <w:p>
+            <w:r/>
+          </w:p>
+        </w:tc>
+        <w:tc>
+          <w:tcPr>
+            <w:tcW w:type="dxa" w:w="960"/>
+          </w:tcPr>
+          <w:p>
+            <w:r/>
           </w:p>
         </w:tc>
       </w:tr>
     </w:tbl>
     <w:p>
       <w:r>
-        <w:t>第三部分：官方來源（自己查，並記下來源與年份）</w:t>
+        <w:rPr>
+          <w:b w:val="0"/>
+        </w:rPr>
+        <w:t>核對：每個總分是否都在 1–5 之間？每一格計算是否正確？　□ 是　□ 否</w:t>
+      </w:r>
+    </w:p>
+    <w:p>
+      <w:pPr>
+        <w:spacing w:before="200" w:after="40"/>
+      </w:pPr>
+      <w:r>
+        <w:rPr>
+          <w:b/>
+          <w:sz w:val="24"/>
+        </w:rPr>
+        <w:t>第四部分：方法檢視紀錄</w:t>
+      </w:r>
+    </w:p>
+    <w:p>
+      <w:r>
+        <w:rPr>
+          <w:b w:val="0"/>
+        </w:rPr>
+        <w:t>1. 我們選了哪三個因素？為什麼是這三個？如果換走一個，結果可能怎樣？</w:t>
+      </w:r>
+    </w:p>
+    <w:p>
+      <w:r>
+        <w:rPr>
+          <w:b w:val="0"/>
+        </w:rPr>
+        <w:t>＿＿＿＿＿＿＿＿＿＿＿＿＿＿＿＿＿＿＿＿＿＿＿＿＿＿＿＿＿＿＿＿＿＿＿＿＿＿</w:t>
+      </w:r>
+    </w:p>
+    <w:p>
+      <w:r>
+        <w:rPr>
+          <w:b w:val="0"/>
+        </w:rPr>
+        <w:t>2. 1–5 分的準則是誰定的？同一間屋，另一組會給同一分嗎？為什麼？</w:t>
+      </w:r>
+    </w:p>
+    <w:p>
+      <w:r>
+        <w:rPr>
+          <w:b w:val="0"/>
+        </w:rPr>
+        <w:t>＿＿＿＿＿＿＿＿＿＿＿＿＿＿＿＿＿＿＿＿＿＿＿＿＿＿＿＿＿＿＿＿＿＿＿＿＿＿</w:t>
+      </w:r>
+    </w:p>
+    <w:p>
+      <w:r>
+        <w:rPr>
+          <w:b w:val="0"/>
+        </w:rPr>
+        <w:t>3. 示例數字是虛構的。要換成真實數字，你會去哪一個官方來源、取哪一年、哪一個表？</w:t>
+      </w:r>
+    </w:p>
+    <w:p>
+      <w:r>
+        <w:rPr>
+          <w:b w:val="0"/>
+        </w:rPr>
+        <w:t>＿＿＿＿＿＿＿＿＿＿＿＿＿＿＿＿＿＿＿＿＿＿＿＿＿＿＿＿＿＿＿＿＿＿＿＿＿＿</w:t>
+      </w:r>
+    </w:p>
+    <w:p>
+      <w:r>
+        <w:rPr>
+          <w:b w:val="0"/>
+        </w:rPr>
+        <w:t>4. 這個模型適合回答什麼問題？不適合回答什麼問題？</w:t>
+      </w:r>
+    </w:p>
+    <w:p>
+      <w:r>
+        <w:rPr>
+          <w:b w:val="0"/>
+        </w:rPr>
+        <w:t>＿＿＿＿＿＿＿＿＿＿＿＿＿＿＿＿＿＿＿＿＿＿＿＿＿＿＿＿＿＿＿＿＿＿＿＿＿＿</w:t>
+      </w:r>
+    </w:p>
+    <w:p>
+      <w:pPr>
+        <w:spacing w:before="200" w:after="40"/>
+      </w:pPr>
+      <w:r>
+        <w:rPr>
+          <w:b/>
+          <w:sz w:val="24"/>
+        </w:rPr>
+        <w:t>官方來源（課後補上真實數字時使用）</w:t>
       </w:r>
     </w:p>
     <w:tbl>
       <w:tblPr>
         <w:tblStyle w:val="TableGrid"/>
         <w:tblW w:type="auto" w:w="0"/>
+        <w:tblLayout w:type="fixed"/>
         <w:tblLook w:firstColumn="1" w:firstRow="1" w:lastColumn="0" w:lastRow="0" w:noHBand="0" w:noVBand="1" w:val="04A0"/>
       </w:tblPr>
       <w:tblGrid>
@@ -378,21 +972,29 @@
       <w:tr>
         <w:tc>
           <w:tcPr>
-            <w:tcW w:type="dxa" w:w="4320"/>
+            <w:tcW w:type="dxa" w:w="2880"/>
           </w:tcPr>
           <w:p>
+            <w:r/>
             <w:r>
-              <w:t>要核實的是</w:t>
+              <w:rPr>
+                <w:b/>
+              </w:rPr>
+              <w:t>要查的是</w:t>
             </w:r>
           </w:p>
         </w:tc>
         <w:tc>
           <w:tcPr>
-            <w:tcW w:type="dxa" w:w="4320"/>
+            <w:tcW w:type="dxa" w:w="5760"/>
           </w:tcPr>
           <w:p>
+            <w:r/>
             <w:r>
-              <w:t>官方來源</w:t>
+              <w:rPr>
+                <w:b/>
+              </w:rPr>
+              <w:t>官方來源（記下年份與表號）</w:t>
             </w:r>
           </w:p>
         </w:tc>
@@ -400,7 +1002,7 @@
       <w:tr>
         <w:tc>
           <w:tcPr>
-            <w:tcW w:type="dxa" w:w="4320"/>
+            <w:tcW w:type="dxa" w:w="2880"/>
           </w:tcPr>
           <w:p>
             <w:r>
@@ -410,7 +1012,7 @@
         </w:tc>
         <w:tc>
           <w:tcPr>
-            <w:tcW w:type="dxa" w:w="4320"/>
+            <w:tcW w:type="dxa" w:w="5760"/>
           </w:tcPr>
           <w:p>
             <w:r>
@@ -422,7 +1024,7 @@
       <w:tr>
         <w:tc>
           <w:tcPr>
-            <w:tcW w:type="dxa" w:w="4320"/>
+            <w:tcW w:type="dxa" w:w="2880"/>
           </w:tcPr>
           <w:p>
             <w:r>
@@ -432,7 +1034,7 @@
         </w:tc>
         <w:tc>
           <w:tcPr>
-            <w:tcW w:type="dxa" w:w="4320"/>
+            <w:tcW w:type="dxa" w:w="5760"/>
           </w:tcPr>
           <w:p>
             <w:r>
@@ -444,7 +1046,7 @@
       <w:tr>
         <w:tc>
           <w:tcPr>
-            <w:tcW w:type="dxa" w:w="4320"/>
+            <w:tcW w:type="dxa" w:w="2880"/>
           </w:tcPr>
           <w:p>
             <w:r>
@@ -454,7 +1056,7 @@
         </w:tc>
         <w:tc>
           <w:tcPr>
-            <w:tcW w:type="dxa" w:w="4320"/>
+            <w:tcW w:type="dxa" w:w="5760"/>
           </w:tcPr>
           <w:p>
             <w:r>
@@ -465,63 +1067,107 @@
       </w:tr>
     </w:tbl>
     <w:p>
+      <w:pPr>
+        <w:spacing w:before="200" w:after="40"/>
+      </w:pPr>
       <w:r>
-        <w:t>第四部分：重畫比較圖表</w:t>
-      </w:r>
-    </w:p>
-    <w:p>
-      <w:r>
-        <w:t>用官方數字畫一條折線圖或長條圖（橫軸：年份或類別；縱軸：面積或比例）。在圖上標明資料來源；再把 AI 的數字並列在同一張圖上，讓差距看得見。</w:t>
-      </w:r>
-    </w:p>
-    <w:p>
-      <w:r>
-        <w:t>我的圖表顯示（一句話）：</w:t>
-      </w:r>
-    </w:p>
-    <w:p>
-      <w:r>
-        <w:t>AI 的說法與官方數字最大的差距在哪裡（一句話）：</w:t>
-      </w:r>
-    </w:p>
-    <w:p>
-      <w:r>
+        <w:rPr>
+          <w:b/>
+          <w:sz w:val="24"/>
+        </w:rPr>
         <w:t>答案與評分要點</w:t>
       </w:r>
     </w:p>
     <w:p>
       <w:r>
-        <w:t>本課要核實的不是「AI 有沒有答對」，而是「這一句能不能核實」。以下是示例說明中刻意留下的五個問題：</w:t>
+        <w:rPr>
+          <w:b w:val="0"/>
+        </w:rPr>
+        <w:t>學生的因素與權重可以不同。以下是一組可行的模型：</w:t>
       </w:r>
     </w:p>
     <w:tbl>
       <w:tblPr>
         <w:tblStyle w:val="TableGrid"/>
         <w:tblW w:type="auto" w:w="0"/>
+        <w:tblLayout w:type="fixed"/>
         <w:tblLook w:firstColumn="1" w:firstRow="1" w:lastColumn="0" w:lastRow="0" w:noHBand="0" w:noVBand="1" w:val="04A0"/>
       </w:tblPr>
       <w:tblGrid>
-        <w:gridCol w:w="4320"/>
-        <w:gridCol w:w="4320"/>
+        <w:gridCol w:w="1728"/>
+        <w:gridCol w:w="1728"/>
+        <w:gridCol w:w="1728"/>
+        <w:gridCol w:w="1728"/>
+        <w:gridCol w:w="1728"/>
       </w:tblGrid>
       <w:tr>
         <w:tc>
           <w:tcPr>
-            <w:tcW w:type="dxa" w:w="4320"/>
+            <w:tcW w:type="dxa" w:w="1728"/>
           </w:tcPr>
           <w:p>
+            <w:r/>
             <w:r>
-              <w:t>問題類型</w:t>
+              <w:rPr>
+                <w:b/>
+              </w:rPr>
+              <w:t>因素</w:t>
             </w:r>
           </w:p>
         </w:tc>
         <w:tc>
           <w:tcPr>
-            <w:tcW w:type="dxa" w:w="4320"/>
+            <w:tcW w:type="dxa" w:w="1728"/>
           </w:tcPr>
           <w:p>
+            <w:r/>
             <w:r>
-              <w:t>學生應指出的地方</w:t>
+              <w:rPr>
+                <w:b/>
+              </w:rPr>
+              <w:t>1 分</w:t>
+            </w:r>
+          </w:p>
+        </w:tc>
+        <w:tc>
+          <w:tcPr>
+            <w:tcW w:type="dxa" w:w="1728"/>
+          </w:tcPr>
+          <w:p>
+            <w:r/>
+            <w:r>
+              <w:rPr>
+                <w:b/>
+              </w:rPr>
+              <w:t>3 分</w:t>
+            </w:r>
+          </w:p>
+        </w:tc>
+        <w:tc>
+          <w:tcPr>
+            <w:tcW w:type="dxa" w:w="1728"/>
+          </w:tcPr>
+          <w:p>
+            <w:r/>
+            <w:r>
+              <w:rPr>
+                <w:b/>
+              </w:rPr>
+              <w:t>5 分</w:t>
+            </w:r>
+          </w:p>
+        </w:tc>
+        <w:tc>
+          <w:tcPr>
+            <w:tcW w:type="dxa" w:w="1728"/>
+          </w:tcPr>
+          <w:p>
+            <w:r/>
+            <w:r>
+              <w:rPr>
+                <w:b/>
+              </w:rPr>
+              <w:t>權重</w:t>
             </w:r>
           </w:p>
         </w:tc>
@@ -529,21 +1175,51 @@
       <w:tr>
         <w:tc>
           <w:tcPr>
-            <w:tcW w:type="dxa" w:w="4320"/>
+            <w:tcW w:type="dxa" w:w="1728"/>
           </w:tcPr>
           <w:p>
             <w:r>
-              <w:t>沒有來源</w:t>
+              <w:t>空間</w:t>
             </w:r>
           </w:p>
         </w:tc>
         <w:tc>
           <w:tcPr>
-            <w:tcW w:type="dxa" w:w="4320"/>
+            <w:tcW w:type="dxa" w:w="1728"/>
           </w:tcPr>
           <w:p>
             <w:r>
-              <w:t>通篇沒有說數字從何而來；沒有來源的數字本身就是第一個警號。</w:t>
+              <w:t>30 平方米或以下</w:t>
+            </w:r>
+          </w:p>
+        </w:tc>
+        <w:tc>
+          <w:tcPr>
+            <w:tcW w:type="dxa" w:w="1728"/>
+          </w:tcPr>
+          <w:p>
+            <w:r>
+              <w:t>36–40 平方米</w:t>
+            </w:r>
+          </w:p>
+        </w:tc>
+        <w:tc>
+          <w:tcPr>
+            <w:tcW w:type="dxa" w:w="1728"/>
+          </w:tcPr>
+          <w:p>
+            <w:r>
+              <w:t>46 平方米或以上</w:t>
+            </w:r>
+          </w:p>
+        </w:tc>
+        <w:tc>
+          <w:tcPr>
+            <w:tcW w:type="dxa" w:w="1728"/>
+          </w:tcPr>
+          <w:p>
+            <w:r>
+              <w:t>4</w:t>
             </w:r>
           </w:p>
         </w:tc>
@@ -551,21 +1227,51 @@
       <w:tr>
         <w:tc>
           <w:tcPr>
-            <w:tcW w:type="dxa" w:w="4320"/>
+            <w:tcW w:type="dxa" w:w="1728"/>
           </w:tcPr>
           <w:p>
             <w:r>
-              <w:t>把估算講成事實</w:t>
+              <w:t>租金負擔</w:t>
             </w:r>
           </w:p>
         </w:tc>
         <w:tc>
           <w:tcPr>
-            <w:tcW w:type="dxa" w:w="4320"/>
+            <w:tcW w:type="dxa" w:w="1728"/>
           </w:tcPr>
           <w:p>
             <w:r>
-              <w:t>「預計 2030 年會跌至 30%」用現在式陳述一個預測，混淆了「已發生」與「估計」。</w:t>
+              <w:t>16,000 港元或以上</w:t>
+            </w:r>
+          </w:p>
+        </w:tc>
+        <w:tc>
+          <w:tcPr>
+            <w:tcW w:type="dxa" w:w="1728"/>
+          </w:tcPr>
+          <w:p>
+            <w:r>
+              <w:t>12,000–13,999 港元</w:t>
+            </w:r>
+          </w:p>
+        </w:tc>
+        <w:tc>
+          <w:tcPr>
+            <w:tcW w:type="dxa" w:w="1728"/>
+          </w:tcPr>
+          <w:p>
+            <w:r>
+              <w:t>9,999 港元或以下</w:t>
+            </w:r>
+          </w:p>
+        </w:tc>
+        <w:tc>
+          <w:tcPr>
+            <w:tcW w:type="dxa" w:w="1728"/>
+          </w:tcPr>
+          <w:p>
+            <w:r>
+              <w:t>4</w:t>
             </w:r>
           </w:p>
         </w:tc>
@@ -573,21 +1279,153 @@
       <w:tr>
         <w:tc>
           <w:tcPr>
-            <w:tcW w:type="dxa" w:w="4320"/>
+            <w:tcW w:type="dxa" w:w="1728"/>
           </w:tcPr>
           <w:p>
             <w:r>
-              <w:t>量與單位不一致</w:t>
+              <w:t>通勤</w:t>
             </w:r>
           </w:p>
         </w:tc>
         <w:tc>
           <w:tcPr>
-            <w:tcW w:type="dxa" w:w="4320"/>
+            <w:tcW w:type="dxa" w:w="1728"/>
           </w:tcPr>
           <w:p>
             <w:r>
-              <w:t>同段出現平方米與平方呎，也沒有說明哪一類房屋（公屋／居屋／私人住宅），數字無法互相比較。</w:t>
+              <w:t>45 分鐘或以上</w:t>
+            </w:r>
+          </w:p>
+        </w:tc>
+        <w:tc>
+          <w:tcPr>
+            <w:tcW w:type="dxa" w:w="1728"/>
+          </w:tcPr>
+          <w:p>
+            <w:r>
+              <w:t>25–34 分鐘</w:t>
+            </w:r>
+          </w:p>
+        </w:tc>
+        <w:tc>
+          <w:tcPr>
+            <w:tcW w:type="dxa" w:w="1728"/>
+          </w:tcPr>
+          <w:p>
+            <w:r>
+              <w:t>14 分鐘或以下</w:t>
+            </w:r>
+          </w:p>
+        </w:tc>
+        <w:tc>
+          <w:tcPr>
+            <w:tcW w:type="dxa" w:w="1728"/>
+          </w:tcPr>
+          <w:p>
+            <w:r>
+              <w:t>2</w:t>
+            </w:r>
+          </w:p>
+        </w:tc>
+      </w:tr>
+    </w:tbl>
+    <w:tbl>
+      <w:tblPr>
+        <w:tblStyle w:val="TableGrid"/>
+        <w:tblW w:type="auto" w:w="0"/>
+        <w:tblLayout w:type="fixed"/>
+        <w:tblLook w:firstColumn="1" w:firstRow="1" w:lastColumn="0" w:lastRow="0" w:noHBand="0" w:noVBand="1" w:val="04A0"/>
+      </w:tblPr>
+      <w:tblGrid>
+        <w:gridCol w:w="1440"/>
+        <w:gridCol w:w="1440"/>
+        <w:gridCol w:w="1440"/>
+        <w:gridCol w:w="1440"/>
+        <w:gridCol w:w="1440"/>
+        <w:gridCol w:w="1440"/>
+      </w:tblGrid>
+      <w:tr>
+        <w:tc>
+          <w:tcPr>
+            <w:tcW w:type="dxa" w:w="960"/>
+          </w:tcPr>
+          <w:p>
+            <w:r/>
+            <w:r>
+              <w:rPr>
+                <w:b/>
+              </w:rPr>
+              <w:t>選項</w:t>
+            </w:r>
+          </w:p>
+        </w:tc>
+        <w:tc>
+          <w:tcPr>
+            <w:tcW w:type="dxa" w:w="720"/>
+          </w:tcPr>
+          <w:p>
+            <w:r/>
+            <w:r>
+              <w:rPr>
+                <w:b/>
+              </w:rPr>
+              <w:t>空間</w:t>
+            </w:r>
+          </w:p>
+        </w:tc>
+        <w:tc>
+          <w:tcPr>
+            <w:tcW w:type="dxa" w:w="720"/>
+          </w:tcPr>
+          <w:p>
+            <w:r/>
+            <w:r>
+              <w:rPr>
+                <w:b/>
+              </w:rPr>
+              <w:t>租金</w:t>
+            </w:r>
+          </w:p>
+        </w:tc>
+        <w:tc>
+          <w:tcPr>
+            <w:tcW w:type="dxa" w:w="720"/>
+          </w:tcPr>
+          <w:p>
+            <w:r/>
+            <w:r>
+              <w:rPr>
+                <w:b/>
+              </w:rPr>
+              <w:t>通勤</w:t>
+            </w:r>
+          </w:p>
+        </w:tc>
+        <w:tc>
+          <w:tcPr>
+            <w:tcW w:type="dxa" w:w="3456"/>
+          </w:tcPr>
+          <w:p>
+            <w:r/>
+            <w:r>
+              <w:rPr>
+                <w:b/>
+              </w:rPr>
+              <w:t>加權平均計算</w:t>
+            </w:r>
+          </w:p>
+        </w:tc>
+        <w:tc>
+          <w:tcPr>
+            <w:tcW w:type="dxa" w:w="960"/>
+          </w:tcPr>
+          <w:p>
+            <w:r/>
+            <w:r>
+              <w:rPr>
+                <w:b/>
+              </w:rPr>
+              <w:t>總分</w:t>
             </w:r>
           </w:p>
         </w:tc>
@@ -595,21 +1433,61 @@
       <w:tr>
         <w:tc>
           <w:tcPr>
-            <w:tcW w:type="dxa" w:w="4320"/>
+            <w:tcW w:type="dxa" w:w="960"/>
           </w:tcPr>
           <w:p>
             <w:r>
-              <w:t>把平均值當「典型」</w:t>
+              <w:t>甲</w:t>
             </w:r>
           </w:p>
         </w:tc>
         <w:tc>
           <w:tcPr>
-            <w:tcW w:type="dxa" w:w="4320"/>
+            <w:tcW w:type="dxa" w:w="720"/>
           </w:tcPr>
           <w:p>
             <w:r>
-              <w:t>「人均居住面積約 16 平方米」用一個平均數代表所有人，沒有說是平均數還是中位數，也沒有說分母是誰。</w:t>
+              <w:t>3</w:t>
+            </w:r>
+          </w:p>
+        </w:tc>
+        <w:tc>
+          <w:tcPr>
+            <w:tcW w:type="dxa" w:w="720"/>
+          </w:tcPr>
+          <w:p>
+            <w:r>
+              <w:t>3</w:t>
+            </w:r>
+          </w:p>
+        </w:tc>
+        <w:tc>
+          <w:tcPr>
+            <w:tcW w:type="dxa" w:w="720"/>
+          </w:tcPr>
+          <w:p>
+            <w:r>
+              <w:t>3</w:t>
+            </w:r>
+          </w:p>
+        </w:tc>
+        <w:tc>
+          <w:tcPr>
+            <w:tcW w:type="dxa" w:w="3456"/>
+          </w:tcPr>
+          <w:p>
+            <w:r>
+              <w:t>(3×4 ＋ 3×4 ＋ 3×2) ÷ 10</w:t>
+            </w:r>
+          </w:p>
+        </w:tc>
+        <w:tc>
+          <w:tcPr>
+            <w:tcW w:type="dxa" w:w="960"/>
+          </w:tcPr>
+          <w:p>
+            <w:r>
+              <w:t>3.0</w:t>
             </w:r>
           </w:p>
         </w:tc>
@@ -617,21 +1495,61 @@
       <w:tr>
         <w:tc>
           <w:tcPr>
-            <w:tcW w:type="dxa" w:w="4320"/>
+            <w:tcW w:type="dxa" w:w="960"/>
           </w:tcPr>
           <w:p>
             <w:r>
-              <w:t>公營與私營混為一談</w:t>
+              <w:t>乙</w:t>
             </w:r>
           </w:p>
         </w:tc>
         <w:tc>
           <w:tcPr>
-            <w:tcW w:type="dxa" w:w="4320"/>
+            <w:tcW w:type="dxa" w:w="720"/>
           </w:tcPr>
           <w:p>
             <w:r>
-              <w:t>「超過一半是私人住宅」回答的不是「公營房屋有多少」；用整體數字回答某一類房屋的問題，聽起來成立但答錯問題。</w:t>
+              <w:t>4</w:t>
+            </w:r>
+          </w:p>
+        </w:tc>
+        <w:tc>
+          <w:tcPr>
+            <w:tcW w:type="dxa" w:w="720"/>
+          </w:tcPr>
+          <w:p>
+            <w:r>
+              <w:t>2</w:t>
+            </w:r>
+          </w:p>
+        </w:tc>
+        <w:tc>
+          <w:tcPr>
+            <w:tcW w:type="dxa" w:w="720"/>
+          </w:tcPr>
+          <w:p>
+            <w:r>
+              <w:t>2</w:t>
+            </w:r>
+          </w:p>
+        </w:tc>
+        <w:tc>
+          <w:tcPr>
+            <w:tcW w:type="dxa" w:w="3456"/>
+          </w:tcPr>
+          <w:p>
+            <w:r>
+              <w:t>(4×4 ＋ 2×4 ＋ 2×2) ÷ 10</w:t>
+            </w:r>
+          </w:p>
+        </w:tc>
+        <w:tc>
+          <w:tcPr>
+            <w:tcW w:type="dxa" w:w="960"/>
+          </w:tcPr>
+          <w:p>
+            <w:r>
+              <w:t>2.8</w:t>
             </w:r>
           </w:p>
         </w:tc>
@@ -639,21 +1557,61 @@
       <w:tr>
         <w:tc>
           <w:tcPr>
-            <w:tcW w:type="dxa" w:w="4320"/>
+            <w:tcW w:type="dxa" w:w="960"/>
           </w:tcPr>
           <w:p>
             <w:r>
-              <w:t>結論跳得太快</w:t>
+              <w:t>丙</w:t>
             </w:r>
           </w:p>
         </w:tc>
         <w:tc>
           <w:tcPr>
-            <w:tcW w:type="dxa" w:w="4320"/>
+            <w:tcW w:type="dxa" w:w="720"/>
           </w:tcPr>
           <w:p>
             <w:r>
-              <w:t>「居住環境一直在改善」不是從上面任何一個數字推出來的，是把價值判斷寫成結論。</w:t>
+              <w:t>2</w:t>
+            </w:r>
+          </w:p>
+        </w:tc>
+        <w:tc>
+          <w:tcPr>
+            <w:tcW w:type="dxa" w:w="720"/>
+          </w:tcPr>
+          <w:p>
+            <w:r>
+              <w:t>4</w:t>
+            </w:r>
+          </w:p>
+        </w:tc>
+        <w:tc>
+          <w:tcPr>
+            <w:tcW w:type="dxa" w:w="720"/>
+          </w:tcPr>
+          <w:p>
+            <w:r>
+              <w:t>4</w:t>
+            </w:r>
+          </w:p>
+        </w:tc>
+        <w:tc>
+          <w:tcPr>
+            <w:tcW w:type="dxa" w:w="3456"/>
+          </w:tcPr>
+          <w:p>
+            <w:r>
+              <w:t>(2×4 ＋ 4×4 ＋ 4×2) ÷ 10</w:t>
+            </w:r>
+          </w:p>
+        </w:tc>
+        <w:tc>
+          <w:tcPr>
+            <w:tcW w:type="dxa" w:w="960"/>
+          </w:tcPr>
+          <w:p>
+            <w:r>
+              <w:t>3.2</w:t>
             </w:r>
           </w:p>
         </w:tc>
@@ -661,12 +1619,243 @@
     </w:tbl>
     <w:p>
       <w:r>
-        <w:t>評分以過程為本：每一句都要有官方來源名稱與年份；三類判斷都要用到並說得出理由；圖表要用官方數字重畫並標明來源。能指出「無法核實」並解釋原因，是本科目最容易被忽略、也最重要的一步。</w:t>
+        <w:rPr>
+          <w:b w:val="0"/>
+        </w:rPr>
+        <w:t>排名：丙 3.2 ＞ 甲 3.0 ＞ 乙 2.8。丙的面積最小，但租金最低、通勤最短，所以在這組權重下總分最高。換一組合理的權重，排名可以改變——這正是模型要說明的地方。</w:t>
       </w:r>
     </w:p>
     <w:p>
       <w:r>
-        <w:t>本文件為 Beets 獨立製作的教學資源，並非 EDB 官方文件。</w:t>
+        <w:rPr>
+          <w:b w:val="0"/>
+        </w:rPr>
+        <w:t>評分以過程為本：</w:t>
+      </w:r>
+    </w:p>
+    <w:tbl>
+      <w:tblPr>
+        <w:tblStyle w:val="TableGrid"/>
+        <w:tblW w:type="auto" w:w="0"/>
+        <w:tblLayout w:type="fixed"/>
+        <w:tblLook w:firstColumn="1" w:firstRow="1" w:lastColumn="0" w:lastRow="0" w:noHBand="0" w:noVBand="1" w:val="04A0"/>
+      </w:tblPr>
+      <w:tblGrid>
+        <w:gridCol w:w="2880"/>
+        <w:gridCol w:w="2880"/>
+        <w:gridCol w:w="2880"/>
+      </w:tblGrid>
+      <w:tr>
+        <w:tc>
+          <w:tcPr>
+            <w:tcW w:type="dxa" w:w="1728"/>
+          </w:tcPr>
+          <w:p>
+            <w:r/>
+            <w:r>
+              <w:rPr>
+                <w:b/>
+              </w:rPr>
+              <w:t>檢查項目</w:t>
+            </w:r>
+          </w:p>
+        </w:tc>
+        <w:tc>
+          <w:tcPr>
+            <w:tcW w:type="dxa" w:w="3888"/>
+          </w:tcPr>
+          <w:p>
+            <w:r/>
+            <w:r>
+              <w:rPr>
+                <w:b/>
+              </w:rPr>
+              <w:t>達標</w:t>
+            </w:r>
+          </w:p>
+        </w:tc>
+        <w:tc>
+          <w:tcPr>
+            <w:tcW w:type="dxa" w:w="3024"/>
+          </w:tcPr>
+          <w:p>
+            <w:r/>
+            <w:r>
+              <w:rPr>
+                <w:b/>
+              </w:rPr>
+              <w:t>需補強</w:t>
+            </w:r>
+          </w:p>
+        </w:tc>
+      </w:tr>
+      <w:tr>
+        <w:tc>
+          <w:tcPr>
+            <w:tcW w:type="dxa" w:w="1728"/>
+          </w:tcPr>
+          <w:p>
+            <w:r>
+              <w:t>模型界定</w:t>
+            </w:r>
+          </w:p>
+        </w:tc>
+        <w:tc>
+          <w:tcPr>
+            <w:tcW w:type="dxa" w:w="3888"/>
+          </w:tcPr>
+          <w:p>
+            <w:r>
+              <w:t>最多三個因素，寫成一句可以計算的問題</w:t>
+            </w:r>
+          </w:p>
+        </w:tc>
+        <w:tc>
+          <w:tcPr>
+            <w:tcW w:type="dxa" w:w="3024"/>
+          </w:tcPr>
+          <w:p>
+            <w:r>
+              <w:t>列了五六個因素，沒有收窄</w:t>
+            </w:r>
+          </w:p>
+        </w:tc>
+      </w:tr>
+      <w:tr>
+        <w:tc>
+          <w:tcPr>
+            <w:tcW w:type="dxa" w:w="1728"/>
+          </w:tcPr>
+          <w:p>
+            <w:r>
+              <w:t>評分準則</w:t>
+            </w:r>
+          </w:p>
+        </w:tc>
+        <w:tc>
+          <w:tcPr>
+            <w:tcW w:type="dxa" w:w="3888"/>
+          </w:tcPr>
+          <w:p>
+            <w:r>
+              <w:t>每一級都是整數，準則寫得具體</w:t>
+            </w:r>
+          </w:p>
+        </w:tc>
+        <w:tc>
+          <w:tcPr>
+            <w:tcW w:type="dxa" w:w="3024"/>
+          </w:tcPr>
+          <w:p>
+            <w:r>
+              <w:t>只用「好／不好」而沒有定義</w:t>
+            </w:r>
+          </w:p>
+        </w:tc>
+      </w:tr>
+      <w:tr>
+        <w:tc>
+          <w:tcPr>
+            <w:tcW w:type="dxa" w:w="1728"/>
+          </w:tcPr>
+          <w:p>
+            <w:r>
+              <w:t>權重</w:t>
+            </w:r>
+          </w:p>
+        </w:tc>
+        <w:tc>
+          <w:tcPr>
+            <w:tcW w:type="dxa" w:w="3888"/>
+          </w:tcPr>
+          <w:p>
+            <w:r>
+              <w:t>三個權重合共 10，並寫出理由</w:t>
+            </w:r>
+          </w:p>
+        </w:tc>
+        <w:tc>
+          <w:tcPr>
+            <w:tcW w:type="dxa" w:w="3024"/>
+          </w:tcPr>
+          <w:p>
+            <w:r>
+              <w:t>權重隨意，或合共不是 10</w:t>
+            </w:r>
+          </w:p>
+        </w:tc>
+      </w:tr>
+      <w:tr>
+        <w:tc>
+          <w:tcPr>
+            <w:tcW w:type="dxa" w:w="1728"/>
+          </w:tcPr>
+          <w:p>
+            <w:r>
+              <w:t>計算</w:t>
+            </w:r>
+          </w:p>
+        </w:tc>
+        <w:tc>
+          <w:tcPr>
+            <w:tcW w:type="dxa" w:w="3888"/>
+          </w:tcPr>
+          <w:p>
+            <w:r>
+              <w:t>只用一條加權平均式，每格正確，總分在 1–5 之間</w:t>
+            </w:r>
+          </w:p>
+        </w:tc>
+        <w:tc>
+          <w:tcPr>
+            <w:tcW w:type="dxa" w:w="3024"/>
+          </w:tcPr>
+          <w:p>
+            <w:r>
+              <w:t>自創第二條公式，或把加權後的分數直接相加</w:t>
+            </w:r>
+          </w:p>
+        </w:tc>
+      </w:tr>
+      <w:tr>
+        <w:tc>
+          <w:tcPr>
+            <w:tcW w:type="dxa" w:w="1728"/>
+          </w:tcPr>
+          <w:p>
+            <w:r>
+              <w:t>方法檢視</w:t>
+            </w:r>
+          </w:p>
+        </w:tc>
+        <w:tc>
+          <w:tcPr>
+            <w:tcW w:type="dxa" w:w="3888"/>
+          </w:tcPr>
+          <w:p>
+            <w:r>
+              <w:t>三項限制都寫到，並提出一個可行的資料來源</w:t>
+            </w:r>
+          </w:p>
+        </w:tc>
+        <w:tc>
+          <w:tcPr>
+            <w:tcW w:type="dxa" w:w="3024"/>
+          </w:tcPr>
+          <w:p>
+            <w:r>
+              <w:t>只寫「模型不準確」</w:t>
+            </w:r>
+          </w:p>
+        </w:tc>
+      </w:tr>
+    </w:tbl>
+    <w:p>
+      <w:r>
+        <w:rPr>
+          <w:b w:val="0"/>
+        </w:rPr>
+        <w:t>核心判斷：「無法核實」仍然是一個正當的答案。沒有來源的數字、不一致的單位、把估算講成事實，都不可以放進模型當作數據。模型只幫助我們把想法寫清楚，不會替我們決定哪一個選擇正確。</w:t>
       </w:r>
     </w:p>
     <w:sectPr>
@@ -1043,8 +2232,8 @@
     <w:qFormat/>
     <w:rsid w:val="00FC693F"/>
     <w:rPr>
-      <w:rFonts w:ascii="Calibri" w:hAnsi="Calibri"/>
-      <w:sz w:val="21"/>
+      <w:rFonts w:ascii="Noto Sans TC" w:hAnsi="Noto Sans TC"/>
+      <w:sz w:val="22"/>
     </w:rPr>
   </w:style>
   <w:style w:type="paragraph" w:styleId="Header">
